--- a/Assignments-in-training/assignments.docx
+++ b/Assignments-in-training/assignments.docx
@@ -149,21 +149,7 @@
               <w:rPr>
                 <w:lang w:val="en-US"/>
               </w:rPr>
-              <w:t xml:space="preserve">Why </w:t>
-            </w:r>
-            <w:proofErr w:type="gramStart"/>
-            <w:r>
-              <w:rPr>
-                <w:lang w:val="en-US"/>
-              </w:rPr>
-              <w:t>we</w:t>
-            </w:r>
-            <w:proofErr w:type="gramEnd"/>
-            <w:r>
-              <w:rPr>
-                <w:lang w:val="en-US"/>
-              </w:rPr>
-              <w:t xml:space="preserve"> do </w:t>
+              <w:t xml:space="preserve">Why we do </w:t>
             </w:r>
             <w:r>
               <w:rPr>
@@ -217,14 +203,6 @@
           </w:p>
           <w:p>
             <w:pPr>
-              <w:pStyle w:val="ListParagraph"/>
-              <w:rPr>
-                <w:lang w:val="en-US"/>
-              </w:rPr>
-            </w:pPr>
-          </w:p>
-          <w:p>
-            <w:pPr>
               <w:ind w:left="360"/>
               <w:rPr>
                 <w:lang w:val="en-US"/>
@@ -303,7 +281,6 @@
               <w:t>Presence_penalty</w:t>
             </w:r>
             <w:proofErr w:type="spellEnd"/>
-            <w:proofErr w:type="gramStart"/>
             <w:r>
               <w:rPr>
                 <w:lang w:val="en-US"/>
@@ -314,14 +291,7 @@
               <w:rPr>
                 <w:lang w:val="en-US"/>
               </w:rPr>
-              <w:t>(</w:t>
-            </w:r>
-            <w:proofErr w:type="gramEnd"/>
-            <w:r>
-              <w:rPr>
-                <w:lang w:val="en-US"/>
-              </w:rPr>
-              <w:t>use examples to demonstrate)</w:t>
+              <w:t>(use examples to demonstrate)</w:t>
             </w:r>
           </w:p>
         </w:tc>
@@ -543,21 +513,7 @@
               <w:rPr>
                 <w:lang w:val="en-US"/>
               </w:rPr>
-              <w:t xml:space="preserve">, digits, single or 2 </w:t>
-            </w:r>
-            <w:proofErr w:type="gramStart"/>
-            <w:r>
-              <w:rPr>
-                <w:lang w:val="en-US"/>
-              </w:rPr>
-              <w:t>chars</w:t>
-            </w:r>
-            <w:proofErr w:type="gramEnd"/>
-            <w:r>
-              <w:rPr>
-                <w:lang w:val="en-US"/>
-              </w:rPr>
-              <w:t xml:space="preserve"> word, multiple spaces</w:t>
+              <w:t>, digits, single or 2 chars word, multiple spaces</w:t>
             </w:r>
           </w:p>
           <w:p>
@@ -713,19 +669,11 @@
                 <w:lang w:val="en-US"/>
               </w:rPr>
             </w:pPr>
-            <w:proofErr w:type="gramStart"/>
-            <w:r>
-              <w:rPr>
-                <w:lang w:val="en-US"/>
-              </w:rPr>
-              <w:t>1 layer</w:t>
-            </w:r>
-            <w:proofErr w:type="gramEnd"/>
-            <w:r>
-              <w:rPr>
-                <w:lang w:val="en-US"/>
-              </w:rPr>
-              <w:t xml:space="preserve"> RNN</w:t>
+            <w:r>
+              <w:rPr>
+                <w:lang w:val="en-US"/>
+              </w:rPr>
+              <w:t>1 layer RNN</w:t>
             </w:r>
           </w:p>
           <w:p>
@@ -739,19 +687,11 @@
                 <w:lang w:val="en-US"/>
               </w:rPr>
             </w:pPr>
-            <w:proofErr w:type="gramStart"/>
-            <w:r>
-              <w:rPr>
-                <w:lang w:val="en-US"/>
-              </w:rPr>
-              <w:t>2 layer</w:t>
-            </w:r>
-            <w:proofErr w:type="gramEnd"/>
-            <w:r>
-              <w:rPr>
-                <w:lang w:val="en-US"/>
-              </w:rPr>
-              <w:t xml:space="preserve"> RNN</w:t>
+            <w:r>
+              <w:rPr>
+                <w:lang w:val="en-US"/>
+              </w:rPr>
+              <w:t>2 layer RNN</w:t>
             </w:r>
           </w:p>
           <w:p>
@@ -1100,21 +1040,7 @@
               <w:rPr>
                 <w:lang w:val="en-US"/>
               </w:rPr>
-              <w:t>Quantitative metrics for images</w:t>
-            </w:r>
-            <w:proofErr w:type="gramStart"/>
-            <w:r>
-              <w:rPr>
-                <w:lang w:val="en-US"/>
-              </w:rPr>
-              <w:t xml:space="preserve"> ..</w:t>
-            </w:r>
-            <w:proofErr w:type="gramEnd"/>
-            <w:r>
-              <w:rPr>
-                <w:lang w:val="en-US"/>
-              </w:rPr>
-              <w:t xml:space="preserve"> use CV2 etc</w:t>
+              <w:t>Quantitative metrics for images .. use CV2 etc</w:t>
             </w:r>
           </w:p>
           <w:p>
@@ -1132,21 +1058,7 @@
               <w:rPr>
                 <w:lang w:val="en-US"/>
               </w:rPr>
-              <w:t>Use CLIP (</w:t>
-            </w:r>
-            <w:proofErr w:type="gramStart"/>
-            <w:r>
-              <w:rPr>
-                <w:lang w:val="en-US"/>
-              </w:rPr>
-              <w:t>thru</w:t>
-            </w:r>
-            <w:proofErr w:type="gramEnd"/>
-            <w:r>
-              <w:rPr>
-                <w:lang w:val="en-US"/>
-              </w:rPr>
-              <w:t xml:space="preserve"> hugging face) to compare the </w:t>
+              <w:t xml:space="preserve">Use CLIP (thru hugging face) to compare the </w:t>
             </w:r>
             <w:r>
               <w:rPr>
@@ -2414,6 +2326,7 @@
   <w:style w:type="character" w:default="1" w:styleId="DefaultParagraphFont">
     <w:name w:val="Default Paragraph Font"/>
     <w:uiPriority w:val="1"/>
+    <w:semiHidden/>
     <w:unhideWhenUsed/>
   </w:style>
   <w:style w:type="table" w:default="1" w:styleId="TableNormal">

--- a/Assignments-in-training/assignments.docx
+++ b/Assignments-in-training/assignments.docx
@@ -149,7 +149,21 @@
               <w:rPr>
                 <w:lang w:val="en-US"/>
               </w:rPr>
-              <w:t xml:space="preserve">Why we do </w:t>
+              <w:t xml:space="preserve">Why </w:t>
+            </w:r>
+            <w:proofErr w:type="gramStart"/>
+            <w:r>
+              <w:rPr>
+                <w:lang w:val="en-US"/>
+              </w:rPr>
+              <w:t>we</w:t>
+            </w:r>
+            <w:proofErr w:type="gramEnd"/>
+            <w:r>
+              <w:rPr>
+                <w:lang w:val="en-US"/>
+              </w:rPr>
+              <w:t xml:space="preserve"> do </w:t>
             </w:r>
             <w:r>
               <w:rPr>
@@ -281,6 +295,7 @@
               <w:t>Presence_penalty</w:t>
             </w:r>
             <w:proofErr w:type="spellEnd"/>
+            <w:proofErr w:type="gramStart"/>
             <w:r>
               <w:rPr>
                 <w:lang w:val="en-US"/>
@@ -291,7 +306,14 @@
               <w:rPr>
                 <w:lang w:val="en-US"/>
               </w:rPr>
-              <w:t>(use examples to demonstrate)</w:t>
+              <w:t>(</w:t>
+            </w:r>
+            <w:proofErr w:type="gramEnd"/>
+            <w:r>
+              <w:rPr>
+                <w:lang w:val="en-US"/>
+              </w:rPr>
+              <w:t>use examples to demonstrate)</w:t>
             </w:r>
           </w:p>
         </w:tc>
@@ -513,7 +535,21 @@
               <w:rPr>
                 <w:lang w:val="en-US"/>
               </w:rPr>
-              <w:t>, digits, single or 2 chars word, multiple spaces</w:t>
+              <w:t xml:space="preserve">, digits, single or 2 </w:t>
+            </w:r>
+            <w:proofErr w:type="gramStart"/>
+            <w:r>
+              <w:rPr>
+                <w:lang w:val="en-US"/>
+              </w:rPr>
+              <w:t>chars</w:t>
+            </w:r>
+            <w:proofErr w:type="gramEnd"/>
+            <w:r>
+              <w:rPr>
+                <w:lang w:val="en-US"/>
+              </w:rPr>
+              <w:t xml:space="preserve"> word, multiple spaces</w:t>
             </w:r>
           </w:p>
           <w:p>
@@ -669,11 +705,19 @@
                 <w:lang w:val="en-US"/>
               </w:rPr>
             </w:pPr>
-            <w:r>
-              <w:rPr>
-                <w:lang w:val="en-US"/>
-              </w:rPr>
-              <w:t>1 layer RNN</w:t>
+            <w:proofErr w:type="gramStart"/>
+            <w:r>
+              <w:rPr>
+                <w:lang w:val="en-US"/>
+              </w:rPr>
+              <w:t>1 layer</w:t>
+            </w:r>
+            <w:proofErr w:type="gramEnd"/>
+            <w:r>
+              <w:rPr>
+                <w:lang w:val="en-US"/>
+              </w:rPr>
+              <w:t xml:space="preserve"> RNN</w:t>
             </w:r>
           </w:p>
           <w:p>
@@ -687,11 +731,19 @@
                 <w:lang w:val="en-US"/>
               </w:rPr>
             </w:pPr>
-            <w:r>
-              <w:rPr>
-                <w:lang w:val="en-US"/>
-              </w:rPr>
-              <w:t>2 layer RNN</w:t>
+            <w:proofErr w:type="gramStart"/>
+            <w:r>
+              <w:rPr>
+                <w:lang w:val="en-US"/>
+              </w:rPr>
+              <w:t>2 layer</w:t>
+            </w:r>
+            <w:proofErr w:type="gramEnd"/>
+            <w:r>
+              <w:rPr>
+                <w:lang w:val="en-US"/>
+              </w:rPr>
+              <w:t xml:space="preserve"> RNN</w:t>
             </w:r>
           </w:p>
           <w:p>
@@ -1040,7 +1092,21 @@
               <w:rPr>
                 <w:lang w:val="en-US"/>
               </w:rPr>
-              <w:t>Quantitative metrics for images .. use CV2 etc</w:t>
+              <w:t>Quantitative metrics for images</w:t>
+            </w:r>
+            <w:proofErr w:type="gramStart"/>
+            <w:r>
+              <w:rPr>
+                <w:lang w:val="en-US"/>
+              </w:rPr>
+              <w:t xml:space="preserve"> ..</w:t>
+            </w:r>
+            <w:proofErr w:type="gramEnd"/>
+            <w:r>
+              <w:rPr>
+                <w:lang w:val="en-US"/>
+              </w:rPr>
+              <w:t xml:space="preserve"> use CV2 etc</w:t>
             </w:r>
           </w:p>
           <w:p>
@@ -1058,7 +1124,21 @@
               <w:rPr>
                 <w:lang w:val="en-US"/>
               </w:rPr>
-              <w:t xml:space="preserve">Use CLIP (thru hugging face) to compare the </w:t>
+              <w:t>Use CLIP (</w:t>
+            </w:r>
+            <w:proofErr w:type="gramStart"/>
+            <w:r>
+              <w:rPr>
+                <w:lang w:val="en-US"/>
+              </w:rPr>
+              <w:t>thru</w:t>
+            </w:r>
+            <w:proofErr w:type="gramEnd"/>
+            <w:r>
+              <w:rPr>
+                <w:lang w:val="en-US"/>
+              </w:rPr>
+              <w:t xml:space="preserve"> hugging face) to compare the </w:t>
             </w:r>
             <w:r>
               <w:rPr>
@@ -1124,6 +1204,264 @@
                 <w:lang w:val="en-US"/>
               </w:rPr>
               <w:t xml:space="preserve"> NOV 2024</w:t>
+            </w:r>
+          </w:p>
+        </w:tc>
+      </w:tr>
+      <w:tr>
+        <w:tc>
+          <w:tcPr>
+            <w:tcW w:w="1838" w:type="dxa"/>
+          </w:tcPr>
+          <w:p>
+            <w:pPr>
+              <w:rPr>
+                <w:lang w:val="en-US"/>
+              </w:rPr>
+            </w:pPr>
+            <w:r>
+              <w:rPr>
+                <w:lang w:val="en-US"/>
+              </w:rPr>
+              <w:t>07 NOV 2024</w:t>
+            </w:r>
+          </w:p>
+          <w:p>
+            <w:pPr>
+              <w:rPr>
+                <w:lang w:val="en-US"/>
+              </w:rPr>
+            </w:pPr>
+          </w:p>
+          <w:p>
+            <w:pPr>
+              <w:rPr>
+                <w:lang w:val="en-US"/>
+              </w:rPr>
+            </w:pPr>
+            <w:r>
+              <w:rPr>
+                <w:lang w:val="en-US"/>
+              </w:rPr>
+              <w:t>(Assignment 04)</w:t>
+            </w:r>
+          </w:p>
+        </w:tc>
+        <w:tc>
+          <w:tcPr>
+            <w:tcW w:w="4727" w:type="dxa"/>
+          </w:tcPr>
+          <w:p>
+            <w:pPr>
+              <w:rPr>
+                <w:b/>
+                <w:bCs/>
+              </w:rPr>
+            </w:pPr>
+            <w:r>
+              <w:rPr>
+                <w:b/>
+                <w:bCs/>
+              </w:rPr>
+              <w:t>VAE</w:t>
+            </w:r>
+            <w:r>
+              <w:rPr>
+                <w:b/>
+                <w:bCs/>
+              </w:rPr>
+              <w:br/>
+            </w:r>
+            <w:r>
+              <w:rPr>
+                <w:b/>
+                <w:bCs/>
+              </w:rPr>
+              <w:br/>
+              <w:t>-  dataset (fashion MNIST)</w:t>
+            </w:r>
+          </w:p>
+          <w:p>
+            <w:pPr>
+              <w:rPr>
+                <w:b/>
+                <w:bCs/>
+              </w:rPr>
+            </w:pPr>
+          </w:p>
+          <w:p>
+            <w:pPr>
+              <w:pStyle w:val="ListParagraph"/>
+              <w:numPr>
+                <w:ilvl w:val="0"/>
+                <w:numId w:val="2"/>
+              </w:numPr>
+            </w:pPr>
+            <w:r>
+              <w:t xml:space="preserve">Normalization </w:t>
+            </w:r>
+          </w:p>
+          <w:p>
+            <w:pPr>
+              <w:pStyle w:val="ListParagraph"/>
+              <w:numPr>
+                <w:ilvl w:val="0"/>
+                <w:numId w:val="2"/>
+              </w:numPr>
+            </w:pPr>
+            <w:r>
+              <w:t>Model</w:t>
+            </w:r>
+          </w:p>
+          <w:p>
+            <w:pPr>
+              <w:pStyle w:val="ListParagraph"/>
+              <w:numPr>
+                <w:ilvl w:val="0"/>
+                <w:numId w:val="2"/>
+              </w:numPr>
+            </w:pPr>
+            <w:r>
+              <w:t>Encoder</w:t>
+            </w:r>
+          </w:p>
+          <w:p>
+            <w:pPr>
+              <w:pStyle w:val="ListParagraph"/>
+              <w:numPr>
+                <w:ilvl w:val="0"/>
+                <w:numId w:val="2"/>
+              </w:numPr>
+            </w:pPr>
+            <w:r>
+              <w:t>Decoder</w:t>
+            </w:r>
+          </w:p>
+          <w:p>
+            <w:pPr>
+              <w:pStyle w:val="ListParagraph"/>
+              <w:numPr>
+                <w:ilvl w:val="0"/>
+                <w:numId w:val="2"/>
+              </w:numPr>
+            </w:pPr>
+            <w:r>
+              <w:t>AE</w:t>
+            </w:r>
+          </w:p>
+          <w:p>
+            <w:pPr>
+              <w:pStyle w:val="ListParagraph"/>
+              <w:numPr>
+                <w:ilvl w:val="0"/>
+                <w:numId w:val="2"/>
+              </w:numPr>
+            </w:pPr>
+            <w:r>
+              <w:t>Custom loss function</w:t>
+            </w:r>
+          </w:p>
+          <w:p>
+            <w:pPr>
+              <w:pStyle w:val="ListParagraph"/>
+              <w:numPr>
+                <w:ilvl w:val="0"/>
+                <w:numId w:val="2"/>
+              </w:numPr>
+            </w:pPr>
+            <w:r>
+              <w:t>Hyperparameters (</w:t>
+            </w:r>
+            <w:proofErr w:type="spellStart"/>
+            <w:r>
+              <w:t>lr</w:t>
+            </w:r>
+            <w:proofErr w:type="spellEnd"/>
+            <w:r>
+              <w:t>, batch size, LS dim)</w:t>
+            </w:r>
+          </w:p>
+          <w:p>
+            <w:pPr>
+              <w:pStyle w:val="ListParagraph"/>
+              <w:numPr>
+                <w:ilvl w:val="0"/>
+                <w:numId w:val="2"/>
+              </w:numPr>
+            </w:pPr>
+            <w:r>
+              <w:t xml:space="preserve">LS visualization </w:t>
+            </w:r>
+          </w:p>
+          <w:p>
+            <w:pPr>
+              <w:pStyle w:val="ListParagraph"/>
+              <w:numPr>
+                <w:ilvl w:val="0"/>
+                <w:numId w:val="2"/>
+              </w:numPr>
+            </w:pPr>
+            <w:r>
+              <w:t>Evaluation metrics</w:t>
+            </w:r>
+          </w:p>
+          <w:p>
+            <w:pPr>
+              <w:pStyle w:val="ListParagraph"/>
+              <w:numPr>
+                <w:ilvl w:val="0"/>
+                <w:numId w:val="2"/>
+              </w:numPr>
+            </w:pPr>
+            <w:r>
+              <w:t>MSE… SSIM</w:t>
+            </w:r>
+          </w:p>
+          <w:p>
+            <w:pPr>
+              <w:pStyle w:val="ListParagraph"/>
+              <w:numPr>
+                <w:ilvl w:val="0"/>
+                <w:numId w:val="2"/>
+              </w:numPr>
+            </w:pPr>
+            <w:r>
+              <w:t>Generative abilities</w:t>
+            </w:r>
+          </w:p>
+          <w:p>
+            <w:pPr>
+              <w:pStyle w:val="ListParagraph"/>
+              <w:numPr>
+                <w:ilvl w:val="0"/>
+                <w:numId w:val="2"/>
+              </w:numPr>
+              <w:rPr>
+                <w:b/>
+                <w:bCs/>
+              </w:rPr>
+            </w:pPr>
+            <w:r>
+              <w:t>Use of the model for anomalies</w:t>
+            </w:r>
+          </w:p>
+        </w:tc>
+        <w:tc>
+          <w:tcPr>
+            <w:tcW w:w="2451" w:type="dxa"/>
+          </w:tcPr>
+          <w:p>
+            <w:pPr>
+              <w:pStyle w:val="ListParagraph"/>
+              <w:rPr>
+                <w:lang w:val="en-US"/>
+              </w:rPr>
+            </w:pPr>
+            <w:r>
+              <w:rPr>
+                <w:lang w:val="en-US"/>
+              </w:rPr>
+              <w:t>21 NOV 2024</w:t>
             </w:r>
           </w:p>
         </w:tc>
